--- a/Knowledge/3-Work knowledge/1-Software Engineering/2-Testing/5-My Source/1-ISTQB Foundation Level/2-Common Test Roles/9-Defect Manager.docx
+++ b/Knowledge/3-Work knowledge/1-Software Engineering/2-Testing/5-My Source/1-ISTQB Foundation Level/2-Common Test Roles/9-Defect Manager.docx
@@ -34,60 +34,77 @@
       </w:pPr>
       <w:r>
         <w:rPr>
-          <w:b/>
-          <w:shd w:val="clear" w:color="auto" w:fill="B7B7B7"/>
-        </w:rPr>
-        <w:t># Source</w:t>
-      </w:r>
-      <w:r>
-        <w:rPr>
-          <w:shd w:val="clear" w:color="auto" w:fill="B7B7B7"/>
-        </w:rPr>
-        <w:t xml:space="preserve">: </w:t>
-      </w:r>
-      <w:proofErr w:type="spellStart"/>
-      <w:r>
-        <w:rPr>
-          <w:b/>
-          <w:shd w:val="clear" w:color="auto" w:fill="B7B7B7"/>
-        </w:rPr>
-        <w:t>Chatgpt</w:t>
-      </w:r>
-      <w:proofErr w:type="spellEnd"/>
-      <w:r>
-        <w:rPr>
-          <w:b/>
-          <w:shd w:val="clear" w:color="auto" w:fill="B7B7B7"/>
-        </w:rPr>
-        <w:t xml:space="preserve"> </w:t>
-      </w:r>
-      <w:r>
-        <w:rPr>
-          <w:b/>
-          <w:sz w:val="14"/>
-          <w:szCs w:val="14"/>
-          <w:shd w:val="clear" w:color="auto" w:fill="B7B7B7"/>
-        </w:rPr>
-        <w:t>(GPT</w:t>
-      </w:r>
-      <w:r>
-        <w:rPr>
-          <w:rFonts w:ascii="Cambria Math" w:hAnsi="Cambria Math" w:cs="Cambria Math"/>
-          <w:b/>
-          <w:sz w:val="14"/>
-          <w:szCs w:val="14"/>
-          <w:shd w:val="clear" w:color="auto" w:fill="B7B7B7"/>
+          <w:rFonts w:ascii="Arial" w:eastAsia="Arial" w:hAnsi="Arial" w:cs="Arial"/>
+          <w:b/>
+          <w:color w:val="000000"/>
+          <w:sz w:val="18"/>
+          <w:highlight w:val="lightGray"/>
+        </w:rPr>
+        <w:t># Source: AI Source: Provided by: [Data Path</w:t>
+      </w:r>
+      <w:r>
+        <w:rPr>
+          <w:rFonts w:ascii="Arial" w:eastAsia="Arial" w:hAnsi="Arial" w:cs="Arial"/>
+          <w:color w:val="000000"/>
+          <w:sz w:val="18"/>
+          <w:highlight w:val="lightGray"/>
+        </w:rPr>
+        <w:t xml:space="preserve">: Persons Table -&gt; ID Column: 1, Name_En Column: Motasem Essam] -&gt; </w:t>
+      </w:r>
+      <w:r>
+        <w:rPr>
+          <w:rFonts w:ascii="Arial" w:eastAsia="Arial" w:hAnsi="Arial" w:cs="Arial"/>
+          <w:b/>
+          <w:color w:val="000000"/>
+          <w:sz w:val="18"/>
+          <w:highlight w:val="lightGray"/>
+        </w:rPr>
+        <w:t>From:</w:t>
+      </w:r>
+      <w:r>
+        <w:rPr>
+          <w:rFonts w:ascii="Arial" w:eastAsia="Arial" w:hAnsi="Arial" w:cs="Arial"/>
+          <w:color w:val="000000"/>
+          <w:sz w:val="18"/>
+          <w:highlight w:val="lightGray"/>
+        </w:rPr>
+        <w:t xml:space="preserve"> [Chatgpt (GPT</w:t>
+      </w:r>
+      <w:r>
+        <w:rPr>
+          <w:rFonts w:ascii="Arial" w:eastAsia="Arial" w:hAnsi="Arial" w:cs="Cambria Math"/>
+          <w:color w:val="000000"/>
+          <w:sz w:val="18"/>
+          <w:highlight w:val="lightGray"/>
         </w:rPr>
         <w:t>‑</w:t>
       </w:r>
       <w:r>
         <w:rPr>
-          <w:b/>
-          <w:sz w:val="14"/>
-          <w:szCs w:val="14"/>
-          <w:shd w:val="clear" w:color="auto" w:fill="B7B7B7"/>
-        </w:rPr>
-        <w:t>5 Mini) at [8/22/2025]</w:t>
+          <w:rFonts w:ascii="Arial" w:eastAsia="Arial" w:hAnsi="Arial" w:cs="Arial"/>
+          <w:color w:val="000000"/>
+          <w:sz w:val="18"/>
+          <w:highlight w:val="lightGray"/>
+        </w:rPr>
+        <w:t xml:space="preserve">5 Mini)] </w:t>
+      </w:r>
+      <w:r>
+        <w:rPr>
+          <w:rFonts w:ascii="Arial" w:eastAsia="Arial" w:hAnsi="Arial" w:cs="Arial"/>
+          <w:b/>
+          <w:color w:val="000000"/>
+          <w:sz w:val="18"/>
+          <w:highlight w:val="lightGray"/>
+        </w:rPr>
+        <w:t>on</w:t>
+      </w:r>
+      <w:r>
+        <w:rPr>
+          <w:rFonts w:ascii="Arial" w:eastAsia="Arial" w:hAnsi="Arial"/>
+          <w:sz w:val="18"/>
+          <w:highlight w:val="lightGray"/>
+        </w:rPr>
+        <w:t xml:space="preserve"> [8/22/2025]</w:t>
       </w:r>
     </w:p>
     <w:p>
@@ -136,7 +153,7 @@
           <w:ilvl w:val="0"/>
           <w:numId w:val="5"/>
         </w:numPr>
-        <w:spacing w:before="240"/>
+        <w:spacing w:before="240" w:after="0" w:line="276" w:lineRule="auto"/>
       </w:pPr>
       <w:r>
         <w:rPr>
@@ -170,7 +187,7 @@
           <w:ilvl w:val="0"/>
           <w:numId w:val="5"/>
         </w:numPr>
-        <w:spacing w:after="240"/>
+        <w:spacing w:after="240" w:line="276" w:lineRule="auto"/>
       </w:pPr>
       <w:r>
         <w:rPr>
@@ -200,7 +217,7 @@
     </w:p>
     <w:p>
       <w:r>
-        <w:pict w14:anchorId="35485D79">
+        <w:pict>
           <v:rect id="_x0000_i1025" style="width:0;height:1.5pt" o:hralign="center" o:hrstd="t" o:hr="t" fillcolor="#a0a0a0" stroked="f"/>
         </w:pict>
       </w:r>
@@ -224,60 +241,77 @@
       </w:pPr>
       <w:r>
         <w:rPr>
-          <w:b/>
-          <w:shd w:val="clear" w:color="auto" w:fill="B7B7B7"/>
-        </w:rPr>
-        <w:t># Source</w:t>
-      </w:r>
-      <w:r>
-        <w:rPr>
-          <w:shd w:val="clear" w:color="auto" w:fill="B7B7B7"/>
-        </w:rPr>
-        <w:t xml:space="preserve">: </w:t>
-      </w:r>
-      <w:proofErr w:type="spellStart"/>
-      <w:r>
-        <w:rPr>
-          <w:b/>
-          <w:shd w:val="clear" w:color="auto" w:fill="B7B7B7"/>
-        </w:rPr>
-        <w:t>Chatgpt</w:t>
-      </w:r>
-      <w:proofErr w:type="spellEnd"/>
-      <w:r>
-        <w:rPr>
-          <w:b/>
-          <w:shd w:val="clear" w:color="auto" w:fill="B7B7B7"/>
-        </w:rPr>
-        <w:t xml:space="preserve"> </w:t>
-      </w:r>
-      <w:r>
-        <w:rPr>
-          <w:b/>
-          <w:sz w:val="14"/>
-          <w:szCs w:val="14"/>
-          <w:shd w:val="clear" w:color="auto" w:fill="B7B7B7"/>
-        </w:rPr>
-        <w:t>(GPT</w:t>
-      </w:r>
-      <w:r>
-        <w:rPr>
-          <w:rFonts w:ascii="Cambria Math" w:hAnsi="Cambria Math" w:cs="Cambria Math"/>
-          <w:b/>
-          <w:sz w:val="14"/>
-          <w:szCs w:val="14"/>
-          <w:shd w:val="clear" w:color="auto" w:fill="B7B7B7"/>
+          <w:rFonts w:ascii="Arial" w:eastAsia="Arial" w:hAnsi="Arial" w:cs="Arial"/>
+          <w:b/>
+          <w:color w:val="000000"/>
+          <w:sz w:val="18"/>
+          <w:highlight w:val="lightGray"/>
+        </w:rPr>
+        <w:t># Source: AI Source: Provided by: [Data Path</w:t>
+      </w:r>
+      <w:r>
+        <w:rPr>
+          <w:rFonts w:ascii="Arial" w:eastAsia="Arial" w:hAnsi="Arial" w:cs="Arial"/>
+          <w:color w:val="000000"/>
+          <w:sz w:val="18"/>
+          <w:highlight w:val="lightGray"/>
+        </w:rPr>
+        <w:t xml:space="preserve">: Persons Table -&gt; ID Column: 1, Name_En Column: Motasem Essam] -&gt; </w:t>
+      </w:r>
+      <w:r>
+        <w:rPr>
+          <w:rFonts w:ascii="Arial" w:eastAsia="Arial" w:hAnsi="Arial" w:cs="Arial"/>
+          <w:b/>
+          <w:color w:val="000000"/>
+          <w:sz w:val="18"/>
+          <w:highlight w:val="lightGray"/>
+        </w:rPr>
+        <w:t>From:</w:t>
+      </w:r>
+      <w:r>
+        <w:rPr>
+          <w:rFonts w:ascii="Arial" w:eastAsia="Arial" w:hAnsi="Arial" w:cs="Arial"/>
+          <w:color w:val="000000"/>
+          <w:sz w:val="18"/>
+          <w:highlight w:val="lightGray"/>
+        </w:rPr>
+        <w:t xml:space="preserve"> [Chatgpt (GPT</w:t>
+      </w:r>
+      <w:r>
+        <w:rPr>
+          <w:rFonts w:ascii="Arial" w:eastAsia="Arial" w:hAnsi="Arial" w:cs="Cambria Math"/>
+          <w:color w:val="000000"/>
+          <w:sz w:val="18"/>
+          <w:highlight w:val="lightGray"/>
         </w:rPr>
         <w:t>‑</w:t>
       </w:r>
       <w:r>
         <w:rPr>
-          <w:b/>
-          <w:sz w:val="14"/>
-          <w:szCs w:val="14"/>
-          <w:shd w:val="clear" w:color="auto" w:fill="B7B7B7"/>
-        </w:rPr>
-        <w:t>5 Mini) at [8/22/2025]</w:t>
+          <w:rFonts w:ascii="Arial" w:eastAsia="Arial" w:hAnsi="Arial" w:cs="Arial"/>
+          <w:color w:val="000000"/>
+          <w:sz w:val="18"/>
+          <w:highlight w:val="lightGray"/>
+        </w:rPr>
+        <w:t xml:space="preserve">5 Mini)] </w:t>
+      </w:r>
+      <w:r>
+        <w:rPr>
+          <w:rFonts w:ascii="Arial" w:eastAsia="Arial" w:hAnsi="Arial" w:cs="Arial"/>
+          <w:b/>
+          <w:color w:val="000000"/>
+          <w:sz w:val="18"/>
+          <w:highlight w:val="lightGray"/>
+        </w:rPr>
+        <w:t>on</w:t>
+      </w:r>
+      <w:r>
+        <w:rPr>
+          <w:rFonts w:ascii="Arial" w:eastAsia="Arial" w:hAnsi="Arial"/>
+          <w:sz w:val="18"/>
+          <w:highlight w:val="lightGray"/>
+        </w:rPr>
+        <w:t xml:space="preserve"> [8/22/2025]</w:t>
       </w:r>
     </w:p>
     <w:p>
@@ -286,7 +320,7 @@
           <w:ilvl w:val="0"/>
           <w:numId w:val="1"/>
         </w:numPr>
-        <w:spacing w:before="240"/>
+        <w:spacing w:before="240" w:after="0" w:line="276" w:lineRule="auto"/>
         <w:rPr>
           <w:rFonts w:ascii="Roboto Mono" w:eastAsia="Roboto Mono" w:hAnsi="Roboto Mono" w:cs="Roboto Mono"/>
         </w:rPr>
@@ -312,6 +346,7 @@
           <w:ilvl w:val="1"/>
           <w:numId w:val="1"/>
         </w:numPr>
+        <w:spacing w:after="0" w:line="276" w:lineRule="auto"/>
       </w:pPr>
       <w:r>
         <w:rPr>
@@ -345,6 +380,7 @@
           <w:ilvl w:val="1"/>
           <w:numId w:val="1"/>
         </w:numPr>
+        <w:spacing w:after="0" w:line="276" w:lineRule="auto"/>
       </w:pPr>
       <w:r>
         <w:rPr>
@@ -378,6 +414,7 @@
           <w:ilvl w:val="0"/>
           <w:numId w:val="1"/>
         </w:numPr>
+        <w:spacing w:after="0" w:line="276" w:lineRule="auto"/>
         <w:rPr>
           <w:rFonts w:ascii="Roboto Mono" w:eastAsia="Roboto Mono" w:hAnsi="Roboto Mono" w:cs="Roboto Mono"/>
         </w:rPr>
@@ -403,6 +440,7 @@
           <w:ilvl w:val="1"/>
           <w:numId w:val="1"/>
         </w:numPr>
+        <w:spacing w:after="0" w:line="276" w:lineRule="auto"/>
       </w:pPr>
       <w:r>
         <w:rPr>
@@ -436,6 +474,7 @@
           <w:ilvl w:val="1"/>
           <w:numId w:val="1"/>
         </w:numPr>
+        <w:spacing w:after="0" w:line="276" w:lineRule="auto"/>
       </w:pPr>
       <w:r>
         <w:rPr>
@@ -469,6 +508,7 @@
           <w:ilvl w:val="0"/>
           <w:numId w:val="1"/>
         </w:numPr>
+        <w:spacing w:after="0" w:line="276" w:lineRule="auto"/>
         <w:rPr>
           <w:rFonts w:ascii="Roboto Mono" w:eastAsia="Roboto Mono" w:hAnsi="Roboto Mono" w:cs="Roboto Mono"/>
         </w:rPr>
@@ -494,12 +534,12 @@
           <w:ilvl w:val="1"/>
           <w:numId w:val="1"/>
         </w:numPr>
-      </w:pPr>
-      <w:r>
-        <w:rPr>
-          <w:rFonts w:ascii="Roboto Mono" w:eastAsia="Roboto Mono" w:hAnsi="Roboto Mono" w:cs="Roboto Mono"/>
-        </w:rPr>
-        <w:lastRenderedPageBreak/>
+        <w:spacing w:after="0" w:line="276" w:lineRule="auto"/>
+      </w:pPr>
+      <w:r>
+        <w:rPr>
+          <w:rFonts w:ascii="Roboto Mono" w:eastAsia="Roboto Mono" w:hAnsi="Roboto Mono" w:cs="Roboto Mono"/>
+        </w:rPr>
         <w:t xml:space="preserve">Track </w:t>
       </w:r>
       <w:r>
@@ -528,6 +568,7 @@
           <w:ilvl w:val="1"/>
           <w:numId w:val="1"/>
         </w:numPr>
+        <w:spacing w:after="0" w:line="276" w:lineRule="auto"/>
       </w:pPr>
       <w:r>
         <w:rPr>
@@ -561,6 +602,7 @@
           <w:ilvl w:val="0"/>
           <w:numId w:val="1"/>
         </w:numPr>
+        <w:spacing w:after="0" w:line="276" w:lineRule="auto"/>
         <w:rPr>
           <w:rFonts w:ascii="Roboto Mono" w:eastAsia="Roboto Mono" w:hAnsi="Roboto Mono" w:cs="Roboto Mono"/>
         </w:rPr>
@@ -586,6 +628,7 @@
           <w:ilvl w:val="1"/>
           <w:numId w:val="1"/>
         </w:numPr>
+        <w:spacing w:after="0" w:line="276" w:lineRule="auto"/>
       </w:pPr>
       <w:r>
         <w:rPr>
@@ -619,6 +662,7 @@
           <w:ilvl w:val="1"/>
           <w:numId w:val="1"/>
         </w:numPr>
+        <w:spacing w:after="0" w:line="276" w:lineRule="auto"/>
       </w:pPr>
       <w:r>
         <w:rPr>
@@ -652,6 +696,7 @@
           <w:ilvl w:val="0"/>
           <w:numId w:val="1"/>
         </w:numPr>
+        <w:spacing w:after="0" w:line="276" w:lineRule="auto"/>
         <w:rPr>
           <w:rFonts w:ascii="Roboto Mono" w:eastAsia="Roboto Mono" w:hAnsi="Roboto Mono" w:cs="Roboto Mono"/>
         </w:rPr>
@@ -677,6 +722,7 @@
           <w:ilvl w:val="1"/>
           <w:numId w:val="1"/>
         </w:numPr>
+        <w:spacing w:after="0" w:line="276" w:lineRule="auto"/>
       </w:pPr>
       <w:r>
         <w:rPr>
@@ -710,7 +756,7 @@
           <w:ilvl w:val="1"/>
           <w:numId w:val="1"/>
         </w:numPr>
-        <w:spacing w:after="240"/>
+        <w:spacing w:after="240" w:line="276" w:lineRule="auto"/>
       </w:pPr>
       <w:r>
         <w:rPr>
@@ -737,7 +783,7 @@
     </w:p>
     <w:p>
       <w:r>
-        <w:pict w14:anchorId="3436B9EF">
+        <w:pict>
           <v:rect id="_x0000_i1026" style="width:0;height:1.5pt" o:hralign="center" o:hrstd="t" o:hr="t" fillcolor="#a0a0a0" stroked="f"/>
         </w:pict>
       </w:r>
@@ -761,60 +807,77 @@
       </w:pPr>
       <w:r>
         <w:rPr>
-          <w:b/>
-          <w:shd w:val="clear" w:color="auto" w:fill="B7B7B7"/>
-        </w:rPr>
-        <w:t># Source</w:t>
-      </w:r>
-      <w:r>
-        <w:rPr>
-          <w:shd w:val="clear" w:color="auto" w:fill="B7B7B7"/>
-        </w:rPr>
-        <w:t xml:space="preserve">: </w:t>
-      </w:r>
-      <w:proofErr w:type="spellStart"/>
-      <w:r>
-        <w:rPr>
-          <w:b/>
-          <w:shd w:val="clear" w:color="auto" w:fill="B7B7B7"/>
-        </w:rPr>
-        <w:t>Chatgpt</w:t>
-      </w:r>
-      <w:proofErr w:type="spellEnd"/>
-      <w:r>
-        <w:rPr>
-          <w:b/>
-          <w:shd w:val="clear" w:color="auto" w:fill="B7B7B7"/>
-        </w:rPr>
-        <w:t xml:space="preserve"> </w:t>
-      </w:r>
-      <w:r>
-        <w:rPr>
-          <w:b/>
-          <w:sz w:val="14"/>
-          <w:szCs w:val="14"/>
-          <w:shd w:val="clear" w:color="auto" w:fill="B7B7B7"/>
-        </w:rPr>
-        <w:t>(GPT</w:t>
-      </w:r>
-      <w:r>
-        <w:rPr>
-          <w:rFonts w:ascii="Cambria Math" w:hAnsi="Cambria Math" w:cs="Cambria Math"/>
-          <w:b/>
-          <w:sz w:val="14"/>
-          <w:szCs w:val="14"/>
-          <w:shd w:val="clear" w:color="auto" w:fill="B7B7B7"/>
+          <w:rFonts w:ascii="Arial" w:eastAsia="Arial" w:hAnsi="Arial" w:cs="Arial"/>
+          <w:b/>
+          <w:color w:val="000000"/>
+          <w:sz w:val="18"/>
+          <w:highlight w:val="lightGray"/>
+        </w:rPr>
+        <w:t># Source: AI Source: Provided by: [Data Path</w:t>
+      </w:r>
+      <w:r>
+        <w:rPr>
+          <w:rFonts w:ascii="Arial" w:eastAsia="Arial" w:hAnsi="Arial" w:cs="Arial"/>
+          <w:color w:val="000000"/>
+          <w:sz w:val="18"/>
+          <w:highlight w:val="lightGray"/>
+        </w:rPr>
+        <w:t xml:space="preserve">: Persons Table -&gt; ID Column: 1, Name_En Column: Motasem Essam] -&gt; </w:t>
+      </w:r>
+      <w:r>
+        <w:rPr>
+          <w:rFonts w:ascii="Arial" w:eastAsia="Arial" w:hAnsi="Arial" w:cs="Arial"/>
+          <w:b/>
+          <w:color w:val="000000"/>
+          <w:sz w:val="18"/>
+          <w:highlight w:val="lightGray"/>
+        </w:rPr>
+        <w:t>From:</w:t>
+      </w:r>
+      <w:r>
+        <w:rPr>
+          <w:rFonts w:ascii="Arial" w:eastAsia="Arial" w:hAnsi="Arial" w:cs="Arial"/>
+          <w:color w:val="000000"/>
+          <w:sz w:val="18"/>
+          <w:highlight w:val="lightGray"/>
+        </w:rPr>
+        <w:t xml:space="preserve"> [Chatgpt (GPT</w:t>
+      </w:r>
+      <w:r>
+        <w:rPr>
+          <w:rFonts w:ascii="Arial" w:eastAsia="Arial" w:hAnsi="Arial" w:cs="Cambria Math"/>
+          <w:color w:val="000000"/>
+          <w:sz w:val="18"/>
+          <w:highlight w:val="lightGray"/>
         </w:rPr>
         <w:t>‑</w:t>
       </w:r>
       <w:r>
         <w:rPr>
-          <w:b/>
-          <w:sz w:val="14"/>
-          <w:szCs w:val="14"/>
-          <w:shd w:val="clear" w:color="auto" w:fill="B7B7B7"/>
-        </w:rPr>
-        <w:t>5 Mini) at [8/22/2025]</w:t>
+          <w:rFonts w:ascii="Arial" w:eastAsia="Arial" w:hAnsi="Arial" w:cs="Arial"/>
+          <w:color w:val="000000"/>
+          <w:sz w:val="18"/>
+          <w:highlight w:val="lightGray"/>
+        </w:rPr>
+        <w:t xml:space="preserve">5 Mini)] </w:t>
+      </w:r>
+      <w:r>
+        <w:rPr>
+          <w:rFonts w:ascii="Arial" w:eastAsia="Arial" w:hAnsi="Arial" w:cs="Arial"/>
+          <w:b/>
+          <w:color w:val="000000"/>
+          <w:sz w:val="18"/>
+          <w:highlight w:val="lightGray"/>
+        </w:rPr>
+        <w:t>on</w:t>
+      </w:r>
+      <w:r>
+        <w:rPr>
+          <w:rFonts w:ascii="Arial" w:eastAsia="Arial" w:hAnsi="Arial"/>
+          <w:sz w:val="18"/>
+          <w:highlight w:val="lightGray"/>
+        </w:rPr>
+        <w:t xml:space="preserve"> [8/22/2025]</w:t>
       </w:r>
     </w:p>
     <w:p>
@@ -823,7 +886,7 @@
           <w:ilvl w:val="0"/>
           <w:numId w:val="3"/>
         </w:numPr>
-        <w:spacing w:before="240"/>
+        <w:spacing w:before="240" w:after="0" w:line="276" w:lineRule="auto"/>
       </w:pPr>
       <w:r>
         <w:rPr>
@@ -857,6 +920,7 @@
           <w:ilvl w:val="0"/>
           <w:numId w:val="3"/>
         </w:numPr>
+        <w:spacing w:after="0" w:line="276" w:lineRule="auto"/>
       </w:pPr>
       <w:r>
         <w:rPr>
@@ -890,6 +954,7 @@
           <w:ilvl w:val="0"/>
           <w:numId w:val="3"/>
         </w:numPr>
+        <w:spacing w:after="0" w:line="276" w:lineRule="auto"/>
       </w:pPr>
       <w:r>
         <w:rPr>
@@ -923,7 +988,7 @@
           <w:ilvl w:val="0"/>
           <w:numId w:val="3"/>
         </w:numPr>
-        <w:spacing w:after="240"/>
+        <w:spacing w:after="240" w:line="276" w:lineRule="auto"/>
       </w:pPr>
       <w:r>
         <w:rPr>
@@ -953,7 +1018,7 @@
     </w:p>
     <w:p>
       <w:r>
-        <w:pict w14:anchorId="3287CA89">
+        <w:pict>
           <v:rect id="_x0000_i1027" style="width:0;height:1.5pt" o:hralign="center" o:hrstd="t" o:hr="t" fillcolor="#a0a0a0" stroked="f"/>
         </w:pict>
       </w:r>
@@ -977,60 +1042,77 @@
       </w:pPr>
       <w:r>
         <w:rPr>
-          <w:b/>
-          <w:shd w:val="clear" w:color="auto" w:fill="B7B7B7"/>
-        </w:rPr>
-        <w:t># Source</w:t>
-      </w:r>
-      <w:r>
-        <w:rPr>
-          <w:shd w:val="clear" w:color="auto" w:fill="B7B7B7"/>
-        </w:rPr>
-        <w:t xml:space="preserve">: </w:t>
-      </w:r>
-      <w:proofErr w:type="spellStart"/>
-      <w:r>
-        <w:rPr>
-          <w:b/>
-          <w:shd w:val="clear" w:color="auto" w:fill="B7B7B7"/>
-        </w:rPr>
-        <w:t>Chatgpt</w:t>
-      </w:r>
-      <w:proofErr w:type="spellEnd"/>
-      <w:r>
-        <w:rPr>
-          <w:b/>
-          <w:shd w:val="clear" w:color="auto" w:fill="B7B7B7"/>
-        </w:rPr>
-        <w:t xml:space="preserve"> </w:t>
-      </w:r>
-      <w:r>
-        <w:rPr>
-          <w:b/>
-          <w:sz w:val="14"/>
-          <w:szCs w:val="14"/>
-          <w:shd w:val="clear" w:color="auto" w:fill="B7B7B7"/>
-        </w:rPr>
-        <w:t>(GPT</w:t>
-      </w:r>
-      <w:r>
-        <w:rPr>
-          <w:rFonts w:ascii="Cambria Math" w:hAnsi="Cambria Math" w:cs="Cambria Math"/>
-          <w:b/>
-          <w:sz w:val="14"/>
-          <w:szCs w:val="14"/>
-          <w:shd w:val="clear" w:color="auto" w:fill="B7B7B7"/>
+          <w:rFonts w:ascii="Arial" w:eastAsia="Arial" w:hAnsi="Arial" w:cs="Arial"/>
+          <w:b/>
+          <w:color w:val="000000"/>
+          <w:sz w:val="18"/>
+          <w:highlight w:val="lightGray"/>
+        </w:rPr>
+        <w:t># Source: AI Source: Provided by: [Data Path</w:t>
+      </w:r>
+      <w:r>
+        <w:rPr>
+          <w:rFonts w:ascii="Arial" w:eastAsia="Arial" w:hAnsi="Arial" w:cs="Arial"/>
+          <w:color w:val="000000"/>
+          <w:sz w:val="18"/>
+          <w:highlight w:val="lightGray"/>
+        </w:rPr>
+        <w:t xml:space="preserve">: Persons Table -&gt; ID Column: 1, Name_En Column: Motasem Essam] -&gt; </w:t>
+      </w:r>
+      <w:r>
+        <w:rPr>
+          <w:rFonts w:ascii="Arial" w:eastAsia="Arial" w:hAnsi="Arial" w:cs="Arial"/>
+          <w:b/>
+          <w:color w:val="000000"/>
+          <w:sz w:val="18"/>
+          <w:highlight w:val="lightGray"/>
+        </w:rPr>
+        <w:t>From:</w:t>
+      </w:r>
+      <w:r>
+        <w:rPr>
+          <w:rFonts w:ascii="Arial" w:eastAsia="Arial" w:hAnsi="Arial" w:cs="Arial"/>
+          <w:color w:val="000000"/>
+          <w:sz w:val="18"/>
+          <w:highlight w:val="lightGray"/>
+        </w:rPr>
+        <w:t xml:space="preserve"> [Chatgpt (GPT</w:t>
+      </w:r>
+      <w:r>
+        <w:rPr>
+          <w:rFonts w:ascii="Arial" w:eastAsia="Arial" w:hAnsi="Arial" w:cs="Cambria Math"/>
+          <w:color w:val="000000"/>
+          <w:sz w:val="18"/>
+          <w:highlight w:val="lightGray"/>
         </w:rPr>
         <w:t>‑</w:t>
       </w:r>
       <w:r>
         <w:rPr>
-          <w:b/>
-          <w:sz w:val="14"/>
-          <w:szCs w:val="14"/>
-          <w:shd w:val="clear" w:color="auto" w:fill="B7B7B7"/>
-        </w:rPr>
-        <w:t>5 Mini) at [8/22/2025]</w:t>
+          <w:rFonts w:ascii="Arial" w:eastAsia="Arial" w:hAnsi="Arial" w:cs="Arial"/>
+          <w:color w:val="000000"/>
+          <w:sz w:val="18"/>
+          <w:highlight w:val="lightGray"/>
+        </w:rPr>
+        <w:t xml:space="preserve">5 Mini)] </w:t>
+      </w:r>
+      <w:r>
+        <w:rPr>
+          <w:rFonts w:ascii="Arial" w:eastAsia="Arial" w:hAnsi="Arial" w:cs="Arial"/>
+          <w:b/>
+          <w:color w:val="000000"/>
+          <w:sz w:val="18"/>
+          <w:highlight w:val="lightGray"/>
+        </w:rPr>
+        <w:t>on</w:t>
+      </w:r>
+      <w:r>
+        <w:rPr>
+          <w:rFonts w:ascii="Arial" w:eastAsia="Arial" w:hAnsi="Arial"/>
+          <w:sz w:val="18"/>
+          <w:highlight w:val="lightGray"/>
+        </w:rPr>
+        <w:t xml:space="preserve"> [8/22/2025]</w:t>
       </w:r>
     </w:p>
     <w:p>
@@ -1039,17 +1121,16 @@
           <w:ilvl w:val="0"/>
           <w:numId w:val="2"/>
         </w:numPr>
-        <w:spacing w:before="240"/>
-        <w:rPr>
-          <w:rFonts w:ascii="Roboto Mono" w:eastAsia="Roboto Mono" w:hAnsi="Roboto Mono" w:cs="Roboto Mono"/>
-        </w:rPr>
-      </w:pPr>
-      <w:r>
-        <w:rPr>
-          <w:rFonts w:ascii="Roboto Mono" w:eastAsia="Roboto Mono" w:hAnsi="Roboto Mono" w:cs="Roboto Mono"/>
-          <w:b/>
-        </w:rPr>
-        <w:lastRenderedPageBreak/>
+        <w:spacing w:before="240" w:after="0" w:line="276" w:lineRule="auto"/>
+        <w:rPr>
+          <w:rFonts w:ascii="Roboto Mono" w:eastAsia="Roboto Mono" w:hAnsi="Roboto Mono" w:cs="Roboto Mono"/>
+        </w:rPr>
+      </w:pPr>
+      <w:r>
+        <w:rPr>
+          <w:rFonts w:ascii="Roboto Mono" w:eastAsia="Roboto Mono" w:hAnsi="Roboto Mono" w:cs="Roboto Mono"/>
+          <w:b/>
+        </w:rPr>
         <w:t>Defect Logs / Reports</w:t>
       </w:r>
       <w:r>
@@ -1066,6 +1147,7 @@
           <w:ilvl w:val="0"/>
           <w:numId w:val="2"/>
         </w:numPr>
+        <w:spacing w:after="0" w:line="276" w:lineRule="auto"/>
         <w:rPr>
           <w:rFonts w:ascii="Roboto Mono" w:eastAsia="Roboto Mono" w:hAnsi="Roboto Mono" w:cs="Roboto Mono"/>
         </w:rPr>
@@ -1091,6 +1173,7 @@
           <w:ilvl w:val="0"/>
           <w:numId w:val="2"/>
         </w:numPr>
+        <w:spacing w:after="0" w:line="276" w:lineRule="auto"/>
         <w:rPr>
           <w:rFonts w:ascii="Roboto Mono" w:eastAsia="Roboto Mono" w:hAnsi="Roboto Mono" w:cs="Roboto Mono"/>
         </w:rPr>
@@ -1116,7 +1199,7 @@
           <w:ilvl w:val="0"/>
           <w:numId w:val="2"/>
         </w:numPr>
-        <w:spacing w:after="240"/>
+        <w:spacing w:after="240" w:line="276" w:lineRule="auto"/>
         <w:rPr>
           <w:rFonts w:ascii="Roboto Mono" w:eastAsia="Roboto Mono" w:hAnsi="Roboto Mono" w:cs="Roboto Mono"/>
         </w:rPr>
@@ -1138,7 +1221,7 @@
     </w:p>
     <w:p>
       <w:r>
-        <w:pict w14:anchorId="1E71B2E7">
+        <w:pict>
           <v:rect id="_x0000_i1028" style="width:0;height:1.5pt" o:hralign="center" o:hrstd="t" o:hr="t" fillcolor="#a0a0a0" stroked="f"/>
         </w:pict>
       </w:r>
@@ -1162,60 +1245,77 @@
       </w:pPr>
       <w:r>
         <w:rPr>
-          <w:b/>
-          <w:shd w:val="clear" w:color="auto" w:fill="B7B7B7"/>
-        </w:rPr>
-        <w:t># Source</w:t>
-      </w:r>
-      <w:r>
-        <w:rPr>
-          <w:shd w:val="clear" w:color="auto" w:fill="B7B7B7"/>
-        </w:rPr>
-        <w:t xml:space="preserve">: </w:t>
-      </w:r>
-      <w:proofErr w:type="spellStart"/>
-      <w:r>
-        <w:rPr>
-          <w:b/>
-          <w:shd w:val="clear" w:color="auto" w:fill="B7B7B7"/>
-        </w:rPr>
-        <w:t>Chatgpt</w:t>
-      </w:r>
-      <w:proofErr w:type="spellEnd"/>
-      <w:r>
-        <w:rPr>
-          <w:b/>
-          <w:shd w:val="clear" w:color="auto" w:fill="B7B7B7"/>
-        </w:rPr>
-        <w:t xml:space="preserve"> </w:t>
-      </w:r>
-      <w:r>
-        <w:rPr>
-          <w:b/>
-          <w:sz w:val="14"/>
-          <w:szCs w:val="14"/>
-          <w:shd w:val="clear" w:color="auto" w:fill="B7B7B7"/>
-        </w:rPr>
-        <w:t>(GPT</w:t>
-      </w:r>
-      <w:r>
-        <w:rPr>
-          <w:rFonts w:ascii="Cambria Math" w:hAnsi="Cambria Math" w:cs="Cambria Math"/>
-          <w:b/>
-          <w:sz w:val="14"/>
-          <w:szCs w:val="14"/>
-          <w:shd w:val="clear" w:color="auto" w:fill="B7B7B7"/>
+          <w:rFonts w:ascii="Arial" w:eastAsia="Arial" w:hAnsi="Arial" w:cs="Arial"/>
+          <w:b/>
+          <w:color w:val="000000"/>
+          <w:sz w:val="18"/>
+          <w:highlight w:val="lightGray"/>
+        </w:rPr>
+        <w:t># Source: AI Source: Provided by: [Data Path</w:t>
+      </w:r>
+      <w:r>
+        <w:rPr>
+          <w:rFonts w:ascii="Arial" w:eastAsia="Arial" w:hAnsi="Arial" w:cs="Arial"/>
+          <w:color w:val="000000"/>
+          <w:sz w:val="18"/>
+          <w:highlight w:val="lightGray"/>
+        </w:rPr>
+        <w:t xml:space="preserve">: Persons Table -&gt; ID Column: 1, Name_En Column: Motasem Essam] -&gt; </w:t>
+      </w:r>
+      <w:r>
+        <w:rPr>
+          <w:rFonts w:ascii="Arial" w:eastAsia="Arial" w:hAnsi="Arial" w:cs="Arial"/>
+          <w:b/>
+          <w:color w:val="000000"/>
+          <w:sz w:val="18"/>
+          <w:highlight w:val="lightGray"/>
+        </w:rPr>
+        <w:t>From:</w:t>
+      </w:r>
+      <w:r>
+        <w:rPr>
+          <w:rFonts w:ascii="Arial" w:eastAsia="Arial" w:hAnsi="Arial" w:cs="Arial"/>
+          <w:color w:val="000000"/>
+          <w:sz w:val="18"/>
+          <w:highlight w:val="lightGray"/>
+        </w:rPr>
+        <w:t xml:space="preserve"> [Chatgpt (GPT</w:t>
+      </w:r>
+      <w:r>
+        <w:rPr>
+          <w:rFonts w:ascii="Arial" w:eastAsia="Arial" w:hAnsi="Arial" w:cs="Cambria Math"/>
+          <w:color w:val="000000"/>
+          <w:sz w:val="18"/>
+          <w:highlight w:val="lightGray"/>
         </w:rPr>
         <w:t>‑</w:t>
       </w:r>
       <w:r>
         <w:rPr>
-          <w:b/>
-          <w:sz w:val="14"/>
-          <w:szCs w:val="14"/>
-          <w:shd w:val="clear" w:color="auto" w:fill="B7B7B7"/>
-        </w:rPr>
-        <w:t>5 Mini) at [8/22/2025]</w:t>
+          <w:rFonts w:ascii="Arial" w:eastAsia="Arial" w:hAnsi="Arial" w:cs="Arial"/>
+          <w:color w:val="000000"/>
+          <w:sz w:val="18"/>
+          <w:highlight w:val="lightGray"/>
+        </w:rPr>
+        <w:t xml:space="preserve">5 Mini)] </w:t>
+      </w:r>
+      <w:r>
+        <w:rPr>
+          <w:rFonts w:ascii="Arial" w:eastAsia="Arial" w:hAnsi="Arial" w:cs="Arial"/>
+          <w:b/>
+          <w:color w:val="000000"/>
+          <w:sz w:val="18"/>
+          <w:highlight w:val="lightGray"/>
+        </w:rPr>
+        <w:t>on</w:t>
+      </w:r>
+      <w:r>
+        <w:rPr>
+          <w:rFonts w:ascii="Arial" w:eastAsia="Arial" w:hAnsi="Arial"/>
+          <w:sz w:val="18"/>
+          <w:highlight w:val="lightGray"/>
+        </w:rPr>
+        <w:t xml:space="preserve"> [8/22/2025]</w:t>
       </w:r>
     </w:p>
     <w:p>
@@ -1236,7 +1336,7 @@
     </w:p>
     <w:p>
       <w:r>
-        <w:pict w14:anchorId="0AE90630">
+        <w:pict>
           <v:rect id="_x0000_i1029" style="width:0;height:1.5pt" o:hralign="center" o:hrstd="t" o:hr="t" fillcolor="#a0a0a0" stroked="f"/>
         </w:pict>
       </w:r>
@@ -1269,7 +1369,7 @@
           <w:ilvl w:val="0"/>
           <w:numId w:val="4"/>
         </w:numPr>
-        <w:spacing w:before="240"/>
+        <w:spacing w:before="240" w:after="0" w:line="276" w:lineRule="auto"/>
       </w:pPr>
       <w:r>
         <w:rPr>
@@ -1316,7 +1416,7 @@
           <w:ilvl w:val="0"/>
           <w:numId w:val="4"/>
         </w:numPr>
-        <w:spacing w:after="240"/>
+        <w:spacing w:after="240" w:line="276" w:lineRule="auto"/>
       </w:pPr>
       <w:r>
         <w:rPr>
@@ -1346,18 +1446,19 @@
     </w:p>
     <w:p>
       <w:r>
-        <w:pict w14:anchorId="289F10BE">
+        <w:pict>
           <v:rect id="_x0000_i1030" style="width:0;height:1.5pt" o:hralign="center" o:hrstd="t" o:hr="t" fillcolor="#a0a0a0" stroked="f"/>
         </w:pict>
       </w:r>
     </w:p>
+    <w:p/>
     <w:p/>
     <w:p/>
     <w:sectPr>
       <w:pgSz w:w="12240" w:h="15840"/>
       <w:pgMar w:top="1440" w:right="1440" w:bottom="1440" w:left="1440" w:header="720" w:footer="720" w:gutter="0"/>
-      <w:pgNumType w:start="1"/>
       <w:cols w:space="720"/>
+      <w:docGrid w:linePitch="360"/>
     </w:sectPr>
   </w:body>
 </w:document>
@@ -2348,18 +2449,6 @@
   <w:style w:type="paragraph" w:default="1" w:styleId="Normal">
     <w:name w:val="Normal"/>
     <w:qFormat/>
-    <w:rsid w:val="001F3FC2"/>
-    <w:pPr>
-      <w:spacing w:after="0" w:line="276" w:lineRule="auto"/>
-    </w:pPr>
-    <w:rPr>
-      <w:rFonts w:ascii="Arial" w:eastAsia="Arial" w:hAnsi="Arial" w:cs="Arial"/>
-      <w:kern w:val="0"/>
-      <w:sz w:val="22"/>
-      <w:szCs w:val="22"/>
-      <w:lang w:val="en"/>
-      <w14:ligatures w14:val="none"/>
-    </w:rPr>
   </w:style>
   <w:style w:type="paragraph" w:styleId="Heading1">
     <w:name w:val="heading 1"/>
@@ -2368,7 +2457,7 @@
     <w:link w:val="Heading1Char"/>
     <w:uiPriority w:val="9"/>
     <w:qFormat/>
-    <w:rsid w:val="005139A6"/>
+    <w:rsid w:val="00383B66"/>
     <w:pPr>
       <w:keepNext/>
       <w:keepLines/>
@@ -2390,7 +2479,7 @@
     <w:uiPriority w:val="9"/>
     <w:unhideWhenUsed/>
     <w:qFormat/>
-    <w:rsid w:val="005139A6"/>
+    <w:rsid w:val="00383B66"/>
     <w:pPr>
       <w:keepNext/>
       <w:keepLines/>
@@ -2413,7 +2502,7 @@
     <w:semiHidden/>
     <w:unhideWhenUsed/>
     <w:qFormat/>
-    <w:rsid w:val="005139A6"/>
+    <w:rsid w:val="00383B66"/>
     <w:pPr>
       <w:keepNext/>
       <w:keepLines/>
@@ -2436,7 +2525,7 @@
     <w:semiHidden/>
     <w:unhideWhenUsed/>
     <w:qFormat/>
-    <w:rsid w:val="005139A6"/>
+    <w:rsid w:val="00383B66"/>
     <w:pPr>
       <w:keepNext/>
       <w:keepLines/>
@@ -2459,7 +2548,7 @@
     <w:semiHidden/>
     <w:unhideWhenUsed/>
     <w:qFormat/>
-    <w:rsid w:val="005139A6"/>
+    <w:rsid w:val="00383B66"/>
     <w:pPr>
       <w:keepNext/>
       <w:keepLines/>
@@ -2480,11 +2569,11 @@
     <w:semiHidden/>
     <w:unhideWhenUsed/>
     <w:qFormat/>
-    <w:rsid w:val="005139A6"/>
+    <w:rsid w:val="00383B66"/>
     <w:pPr>
       <w:keepNext/>
       <w:keepLines/>
-      <w:spacing w:before="40"/>
+      <w:spacing w:before="40" w:after="0"/>
       <w:outlineLvl w:val="5"/>
     </w:pPr>
     <w:rPr>
@@ -2503,11 +2592,11 @@
     <w:semiHidden/>
     <w:unhideWhenUsed/>
     <w:qFormat/>
-    <w:rsid w:val="005139A6"/>
+    <w:rsid w:val="00383B66"/>
     <w:pPr>
       <w:keepNext/>
       <w:keepLines/>
-      <w:spacing w:before="40"/>
+      <w:spacing w:before="40" w:after="0"/>
       <w:outlineLvl w:val="6"/>
     </w:pPr>
     <w:rPr>
@@ -2524,10 +2613,11 @@
     <w:semiHidden/>
     <w:unhideWhenUsed/>
     <w:qFormat/>
-    <w:rsid w:val="005139A6"/>
+    <w:rsid w:val="00383B66"/>
     <w:pPr>
       <w:keepNext/>
       <w:keepLines/>
+      <w:spacing w:after="0"/>
       <w:outlineLvl w:val="7"/>
     </w:pPr>
     <w:rPr>
@@ -2546,10 +2636,11 @@
     <w:semiHidden/>
     <w:unhideWhenUsed/>
     <w:qFormat/>
-    <w:rsid w:val="005139A6"/>
+    <w:rsid w:val="00383B66"/>
     <w:pPr>
       <w:keepNext/>
       <w:keepLines/>
+      <w:spacing w:after="0"/>
       <w:outlineLvl w:val="8"/>
     </w:pPr>
     <w:rPr>
@@ -2589,7 +2680,7 @@
     <w:basedOn w:val="DefaultParagraphFont"/>
     <w:link w:val="Heading1"/>
     <w:uiPriority w:val="9"/>
-    <w:rsid w:val="005139A6"/>
+    <w:rsid w:val="00383B66"/>
     <w:rPr>
       <w:rFonts w:asciiTheme="majorHAnsi" w:eastAsiaTheme="majorEastAsia" w:hAnsiTheme="majorHAnsi" w:cstheme="majorBidi"/>
       <w:color w:val="2F5496" w:themeColor="accent1" w:themeShade="BF"/>
@@ -2602,7 +2693,7 @@
     <w:basedOn w:val="DefaultParagraphFont"/>
     <w:link w:val="Heading2"/>
     <w:uiPriority w:val="9"/>
-    <w:rsid w:val="005139A6"/>
+    <w:rsid w:val="00383B66"/>
     <w:rPr>
       <w:rFonts w:asciiTheme="majorHAnsi" w:eastAsiaTheme="majorEastAsia" w:hAnsiTheme="majorHAnsi" w:cstheme="majorBidi"/>
       <w:color w:val="2F5496" w:themeColor="accent1" w:themeShade="BF"/>
@@ -2616,7 +2707,7 @@
     <w:link w:val="Heading3"/>
     <w:uiPriority w:val="9"/>
     <w:semiHidden/>
-    <w:rsid w:val="005139A6"/>
+    <w:rsid w:val="00383B66"/>
     <w:rPr>
       <w:rFonts w:eastAsiaTheme="majorEastAsia" w:cstheme="majorBidi"/>
       <w:color w:val="2F5496" w:themeColor="accent1" w:themeShade="BF"/>
@@ -2630,7 +2721,7 @@
     <w:link w:val="Heading4"/>
     <w:uiPriority w:val="9"/>
     <w:semiHidden/>
-    <w:rsid w:val="005139A6"/>
+    <w:rsid w:val="00383B66"/>
     <w:rPr>
       <w:rFonts w:eastAsiaTheme="majorEastAsia" w:cstheme="majorBidi"/>
       <w:i/>
@@ -2644,7 +2735,7 @@
     <w:link w:val="Heading5"/>
     <w:uiPriority w:val="9"/>
     <w:semiHidden/>
-    <w:rsid w:val="005139A6"/>
+    <w:rsid w:val="00383B66"/>
     <w:rPr>
       <w:rFonts w:eastAsiaTheme="majorEastAsia" w:cstheme="majorBidi"/>
       <w:color w:val="2F5496" w:themeColor="accent1" w:themeShade="BF"/>
@@ -2656,7 +2747,7 @@
     <w:link w:val="Heading6"/>
     <w:uiPriority w:val="9"/>
     <w:semiHidden/>
-    <w:rsid w:val="005139A6"/>
+    <w:rsid w:val="00383B66"/>
     <w:rPr>
       <w:rFonts w:eastAsiaTheme="majorEastAsia" w:cstheme="majorBidi"/>
       <w:i/>
@@ -2670,7 +2761,7 @@
     <w:link w:val="Heading7"/>
     <w:uiPriority w:val="9"/>
     <w:semiHidden/>
-    <w:rsid w:val="005139A6"/>
+    <w:rsid w:val="00383B66"/>
     <w:rPr>
       <w:rFonts w:eastAsiaTheme="majorEastAsia" w:cstheme="majorBidi"/>
       <w:color w:val="595959" w:themeColor="text1" w:themeTint="A6"/>
@@ -2682,7 +2773,7 @@
     <w:link w:val="Heading8"/>
     <w:uiPriority w:val="9"/>
     <w:semiHidden/>
-    <w:rsid w:val="005139A6"/>
+    <w:rsid w:val="00383B66"/>
     <w:rPr>
       <w:rFonts w:eastAsiaTheme="majorEastAsia" w:cstheme="majorBidi"/>
       <w:i/>
@@ -2696,7 +2787,7 @@
     <w:link w:val="Heading9"/>
     <w:uiPriority w:val="9"/>
     <w:semiHidden/>
-    <w:rsid w:val="005139A6"/>
+    <w:rsid w:val="00383B66"/>
     <w:rPr>
       <w:rFonts w:eastAsiaTheme="majorEastAsia" w:cstheme="majorBidi"/>
       <w:color w:val="272727" w:themeColor="text1" w:themeTint="D8"/>
@@ -2709,7 +2800,7 @@
     <w:link w:val="TitleChar"/>
     <w:uiPriority w:val="10"/>
     <w:qFormat/>
-    <w:rsid w:val="005139A6"/>
+    <w:rsid w:val="00383B66"/>
     <w:pPr>
       <w:spacing w:after="80" w:line="240" w:lineRule="auto"/>
       <w:contextualSpacing/>
@@ -2727,7 +2818,7 @@
     <w:basedOn w:val="DefaultParagraphFont"/>
     <w:link w:val="Title"/>
     <w:uiPriority w:val="10"/>
-    <w:rsid w:val="005139A6"/>
+    <w:rsid w:val="00383B66"/>
     <w:rPr>
       <w:rFonts w:asciiTheme="majorHAnsi" w:eastAsiaTheme="majorEastAsia" w:hAnsiTheme="majorHAnsi" w:cstheme="majorBidi"/>
       <w:spacing w:val="-10"/>
@@ -2743,7 +2834,7 @@
     <w:link w:val="SubtitleChar"/>
     <w:uiPriority w:val="11"/>
     <w:qFormat/>
-    <w:rsid w:val="005139A6"/>
+    <w:rsid w:val="00383B66"/>
     <w:pPr>
       <w:numPr>
         <w:ilvl w:val="1"/>
@@ -2762,7 +2853,7 @@
     <w:basedOn w:val="DefaultParagraphFont"/>
     <w:link w:val="Subtitle"/>
     <w:uiPriority w:val="11"/>
-    <w:rsid w:val="005139A6"/>
+    <w:rsid w:val="00383B66"/>
     <w:rPr>
       <w:rFonts w:eastAsiaTheme="majorEastAsia" w:cstheme="majorBidi"/>
       <w:color w:val="595959" w:themeColor="text1" w:themeTint="A6"/>
@@ -2778,7 +2869,7 @@
     <w:link w:val="QuoteChar"/>
     <w:uiPriority w:val="29"/>
     <w:qFormat/>
-    <w:rsid w:val="005139A6"/>
+    <w:rsid w:val="00383B66"/>
     <w:pPr>
       <w:spacing w:before="160"/>
       <w:jc w:val="center"/>
@@ -2794,7 +2885,7 @@
     <w:basedOn w:val="DefaultParagraphFont"/>
     <w:link w:val="Quote"/>
     <w:uiPriority w:val="29"/>
-    <w:rsid w:val="005139A6"/>
+    <w:rsid w:val="00383B66"/>
     <w:rPr>
       <w:i/>
       <w:iCs/>
@@ -2806,7 +2897,7 @@
     <w:basedOn w:val="Normal"/>
     <w:uiPriority w:val="34"/>
     <w:qFormat/>
-    <w:rsid w:val="005139A6"/>
+    <w:rsid w:val="00383B66"/>
     <w:pPr>
       <w:ind w:left="720"/>
       <w:contextualSpacing/>
@@ -2817,7 +2908,7 @@
     <w:basedOn w:val="DefaultParagraphFont"/>
     <w:uiPriority w:val="21"/>
     <w:qFormat/>
-    <w:rsid w:val="005139A6"/>
+    <w:rsid w:val="00383B66"/>
     <w:rPr>
       <w:i/>
       <w:iCs/>
@@ -2831,7 +2922,7 @@
     <w:link w:val="IntenseQuoteChar"/>
     <w:uiPriority w:val="30"/>
     <w:qFormat/>
-    <w:rsid w:val="005139A6"/>
+    <w:rsid w:val="00383B66"/>
     <w:pPr>
       <w:pBdr>
         <w:top w:val="single" w:sz="4" w:space="10" w:color="2F5496" w:themeColor="accent1" w:themeShade="BF"/>
@@ -2852,7 +2943,7 @@
     <w:basedOn w:val="DefaultParagraphFont"/>
     <w:link w:val="IntenseQuote"/>
     <w:uiPriority w:val="30"/>
-    <w:rsid w:val="005139A6"/>
+    <w:rsid w:val="00383B66"/>
     <w:rPr>
       <w:i/>
       <w:iCs/>
@@ -2864,7 +2955,7 @@
     <w:basedOn w:val="DefaultParagraphFont"/>
     <w:uiPriority w:val="32"/>
     <w:qFormat/>
-    <w:rsid w:val="005139A6"/>
+    <w:rsid w:val="00383B66"/>
     <w:rPr>
       <w:b/>
       <w:bCs/>
